--- a/Report-phase 2.docx
+++ b/Report-phase 2.docx
@@ -49,8 +49,8 @@
           <w:szCs w:val="36"/>
         </w:rPr>
         <w:br/>
-      </w:r>
-      <w:proofErr w:type="gramStart"/>
+        <w:t>Section:L52</w:t>
+      </w:r>
       <w:r>
         <w:rPr>
           <w:b/>
@@ -58,9 +58,9 @@
           <w:sz w:val="36"/>
           <w:szCs w:val="36"/>
         </w:rPr>
-        <w:t>Section:L</w:t>
-      </w:r>
-      <w:proofErr w:type="gramEnd"/>
+        <w:br/>
+        <w:t xml:space="preserve">instructor name: </w:t>
+      </w:r>
       <w:r>
         <w:rPr>
           <w:b/>
@@ -68,37 +68,7 @@
           <w:sz w:val="36"/>
           <w:szCs w:val="36"/>
         </w:rPr>
-        <w:t>52</w:t>
-      </w:r>
-      <w:r>
-        <w:rPr>
-          <w:b/>
-          <w:bCs/>
-          <w:sz w:val="36"/>
-          <w:szCs w:val="36"/>
-        </w:rPr>
-        <w:br/>
-        <w:t xml:space="preserve">instructor name: </w:t>
-      </w:r>
-      <w:proofErr w:type="spellStart"/>
-      <w:r>
-        <w:rPr>
-          <w:b/>
-          <w:bCs/>
-          <w:sz w:val="36"/>
-          <w:szCs w:val="36"/>
-        </w:rPr>
-        <w:t>Mucahid</w:t>
-      </w:r>
-      <w:proofErr w:type="spellEnd"/>
-      <w:r>
-        <w:rPr>
-          <w:b/>
-          <w:bCs/>
-          <w:sz w:val="36"/>
-          <w:szCs w:val="36"/>
-        </w:rPr>
-        <w:t xml:space="preserve"> Kutlu</w:t>
+        <w:t>Mucahid Kutlu</w:t>
       </w:r>
     </w:p>
     <w:p>
@@ -216,17 +186,8 @@
                 <w:sz w:val="32"/>
                 <w:szCs w:val="32"/>
               </w:rPr>
-              <w:t xml:space="preserve">+ </w:t>
+              <w:t>+ DB+prisma</w:t>
             </w:r>
-            <w:proofErr w:type="spellStart"/>
-            <w:r>
-              <w:rPr>
-                <w:sz w:val="32"/>
-                <w:szCs w:val="32"/>
-              </w:rPr>
-              <w:t>DB+prisma</w:t>
-            </w:r>
-            <w:proofErr w:type="spellEnd"/>
           </w:p>
         </w:tc>
         <w:tc>
@@ -273,23 +234,7 @@
                 <w:sz w:val="32"/>
                 <w:szCs w:val="32"/>
               </w:rPr>
-              <w:t xml:space="preserve">Alanoud </w:t>
-            </w:r>
-            <w:proofErr w:type="spellStart"/>
-            <w:r>
-              <w:rPr>
-                <w:sz w:val="32"/>
-                <w:szCs w:val="32"/>
-              </w:rPr>
-              <w:t>Alromaihi</w:t>
-            </w:r>
-            <w:proofErr w:type="spellEnd"/>
-            <w:r>
-              <w:rPr>
-                <w:sz w:val="32"/>
-                <w:szCs w:val="32"/>
-              </w:rPr>
-              <w:t xml:space="preserve"> </w:t>
+              <w:t xml:space="preserve">Alanoud Alromaihi </w:t>
             </w:r>
           </w:p>
           <w:p>
@@ -376,17 +321,8 @@
                 <w:sz w:val="32"/>
                 <w:szCs w:val="32"/>
               </w:rPr>
-              <w:t>Maryam Al-</w:t>
+              <w:t>Maryam Al-ansari</w:t>
             </w:r>
-            <w:proofErr w:type="spellStart"/>
-            <w:r>
-              <w:rPr>
-                <w:sz w:val="32"/>
-                <w:szCs w:val="32"/>
-              </w:rPr>
-              <w:t>ansari</w:t>
-            </w:r>
-            <w:proofErr w:type="spellEnd"/>
           </w:p>
           <w:p>
             <w:pPr>
@@ -934,39 +870,7 @@
           <w:sz w:val="28"/>
           <w:szCs w:val="28"/>
         </w:rPr>
-        <w:t>VALUES ('</w:t>
-      </w:r>
-      <w:proofErr w:type="spellStart"/>
-      <w:r>
-        <w:rPr>
-          <w:sz w:val="28"/>
-          <w:szCs w:val="28"/>
-        </w:rPr>
-        <w:t>alice_wonder</w:t>
-      </w:r>
-      <w:proofErr w:type="spellEnd"/>
-      <w:r>
-        <w:rPr>
-          <w:sz w:val="28"/>
-          <w:szCs w:val="28"/>
-        </w:rPr>
-        <w:t>', 'alice@nexus.com', '</w:t>
-      </w:r>
-      <w:proofErr w:type="spellStart"/>
-      <w:r>
-        <w:rPr>
-          <w:sz w:val="28"/>
-          <w:szCs w:val="28"/>
-        </w:rPr>
-        <w:t>hashed_password</w:t>
-      </w:r>
-      <w:proofErr w:type="spellEnd"/>
-      <w:r>
-        <w:rPr>
-          <w:sz w:val="28"/>
-          <w:szCs w:val="28"/>
-        </w:rPr>
-        <w:t>', 'Curious developer');</w:t>
+        <w:t>VALUES ('alice_wonder', 'alice@nexus.com', 'hashed_password', 'Curious developer');</w:t>
       </w:r>
     </w:p>
     <w:p>
@@ -1046,23 +950,7 @@
           <w:sz w:val="28"/>
           <w:szCs w:val="28"/>
         </w:rPr>
-        <w:t xml:space="preserve">INSERT INTO Post (content, </w:t>
-      </w:r>
-      <w:proofErr w:type="spellStart"/>
-      <w:r>
-        <w:rPr>
-          <w:sz w:val="28"/>
-          <w:szCs w:val="28"/>
-        </w:rPr>
-        <w:t>authorId</w:t>
-      </w:r>
-      <w:proofErr w:type="spellEnd"/>
-      <w:r>
-        <w:rPr>
-          <w:sz w:val="28"/>
-          <w:szCs w:val="28"/>
-        </w:rPr>
-        <w:t>)</w:t>
+        <w:t>INSERT INTO Post (content, authorId)</w:t>
       </w:r>
     </w:p>
     <w:p>
@@ -1106,23 +994,7 @@
           <w:szCs w:val="28"/>
         </w:rPr>
         <w:br/>
-        <w:t xml:space="preserve">Each post is linked to a user using the </w:t>
-      </w:r>
-      <w:proofErr w:type="spellStart"/>
-      <w:r>
-        <w:rPr>
-          <w:sz w:val="28"/>
-          <w:szCs w:val="28"/>
-        </w:rPr>
-        <w:t>authorId</w:t>
-      </w:r>
-      <w:proofErr w:type="spellEnd"/>
-      <w:r>
-        <w:rPr>
-          <w:sz w:val="28"/>
-          <w:szCs w:val="28"/>
-        </w:rPr>
-        <w:t xml:space="preserve"> foreign key.</w:t>
+        <w:t>Each post is linked to a user using the authorId foreign key.</w:t>
       </w:r>
     </w:p>
     <w:p>
@@ -1176,39 +1048,7 @@
           <w:sz w:val="28"/>
           <w:szCs w:val="28"/>
         </w:rPr>
-        <w:t xml:space="preserve">INSERT INTO Comment (content, </w:t>
-      </w:r>
-      <w:proofErr w:type="spellStart"/>
-      <w:r>
-        <w:rPr>
-          <w:sz w:val="28"/>
-          <w:szCs w:val="28"/>
-        </w:rPr>
-        <w:t>authorId</w:t>
-      </w:r>
-      <w:proofErr w:type="spellEnd"/>
-      <w:r>
-        <w:rPr>
-          <w:sz w:val="28"/>
-          <w:szCs w:val="28"/>
-        </w:rPr>
-        <w:t xml:space="preserve">, </w:t>
-      </w:r>
-      <w:proofErr w:type="spellStart"/>
-      <w:r>
-        <w:rPr>
-          <w:sz w:val="28"/>
-          <w:szCs w:val="28"/>
-        </w:rPr>
-        <w:t>postId</w:t>
-      </w:r>
-      <w:proofErr w:type="spellEnd"/>
-      <w:r>
-        <w:rPr>
-          <w:sz w:val="28"/>
-          <w:szCs w:val="28"/>
-        </w:rPr>
-        <w:t>)</w:t>
+        <w:t>INSERT INTO Comment (content, authorId, postId)</w:t>
       </w:r>
     </w:p>
     <w:p>
@@ -1306,39 +1146,7 @@
           <w:sz w:val="28"/>
           <w:szCs w:val="28"/>
         </w:rPr>
-        <w:t>INSERT INTO Like (</w:t>
-      </w:r>
-      <w:proofErr w:type="spellStart"/>
-      <w:r>
-        <w:rPr>
-          <w:sz w:val="28"/>
-          <w:szCs w:val="28"/>
-        </w:rPr>
-        <w:t>userId</w:t>
-      </w:r>
-      <w:proofErr w:type="spellEnd"/>
-      <w:r>
-        <w:rPr>
-          <w:sz w:val="28"/>
-          <w:szCs w:val="28"/>
-        </w:rPr>
-        <w:t xml:space="preserve">, </w:t>
-      </w:r>
-      <w:proofErr w:type="spellStart"/>
-      <w:r>
-        <w:rPr>
-          <w:sz w:val="28"/>
-          <w:szCs w:val="28"/>
-        </w:rPr>
-        <w:t>postId</w:t>
-      </w:r>
-      <w:proofErr w:type="spellEnd"/>
-      <w:r>
-        <w:rPr>
-          <w:sz w:val="28"/>
-          <w:szCs w:val="28"/>
-        </w:rPr>
-        <w:t>)</w:t>
+        <w:t>INSERT INTO Like (userId, postId)</w:t>
       </w:r>
     </w:p>
     <w:p>
@@ -1436,39 +1244,7 @@
           <w:sz w:val="28"/>
           <w:szCs w:val="28"/>
         </w:rPr>
-        <w:t>INSERT INTO Follow (</w:t>
-      </w:r>
-      <w:proofErr w:type="spellStart"/>
-      <w:r>
-        <w:rPr>
-          <w:sz w:val="28"/>
-          <w:szCs w:val="28"/>
-        </w:rPr>
-        <w:t>followerId</w:t>
-      </w:r>
-      <w:proofErr w:type="spellEnd"/>
-      <w:r>
-        <w:rPr>
-          <w:sz w:val="28"/>
-          <w:szCs w:val="28"/>
-        </w:rPr>
-        <w:t xml:space="preserve">, </w:t>
-      </w:r>
-      <w:proofErr w:type="spellStart"/>
-      <w:r>
-        <w:rPr>
-          <w:sz w:val="28"/>
-          <w:szCs w:val="28"/>
-        </w:rPr>
-        <w:t>followingId</w:t>
-      </w:r>
-      <w:proofErr w:type="spellEnd"/>
-      <w:r>
-        <w:rPr>
-          <w:sz w:val="28"/>
-          <w:szCs w:val="28"/>
-        </w:rPr>
-        <w:t>)</w:t>
+        <w:t>INSERT INTO Follow (followerId, followingId)</w:t>
       </w:r>
     </w:p>
     <w:p>
@@ -1639,33 +1415,8 @@
           <w:sz w:val="28"/>
           <w:szCs w:val="28"/>
         </w:rPr>
-        <w:t xml:space="preserve">SELECT </w:t>
-      </w:r>
-      <w:proofErr w:type="spellStart"/>
-      <w:r>
-        <w:rPr>
-          <w:sz w:val="28"/>
-          <w:szCs w:val="28"/>
-        </w:rPr>
-        <w:t>Post.content</w:t>
-      </w:r>
-      <w:proofErr w:type="spellEnd"/>
-      <w:r>
-        <w:rPr>
-          <w:sz w:val="28"/>
-          <w:szCs w:val="28"/>
-        </w:rPr>
-        <w:t xml:space="preserve">, </w:t>
-      </w:r>
-      <w:proofErr w:type="spellStart"/>
-      <w:r>
-        <w:rPr>
-          <w:sz w:val="28"/>
-          <w:szCs w:val="28"/>
-        </w:rPr>
-        <w:t>User.username</w:t>
-      </w:r>
-      <w:proofErr w:type="spellEnd"/>
+        <w:t>SELECT Post.content, User.username</w:t>
+      </w:r>
     </w:p>
     <w:p>
       <w:pPr>
@@ -1700,23 +1451,7 @@
           <w:sz w:val="28"/>
           <w:szCs w:val="28"/>
         </w:rPr>
-        <w:t xml:space="preserve">JOIN User ON </w:t>
-      </w:r>
-      <w:proofErr w:type="spellStart"/>
-      <w:r>
-        <w:rPr>
-          <w:sz w:val="28"/>
-          <w:szCs w:val="28"/>
-        </w:rPr>
-        <w:t>Post.authorId</w:t>
-      </w:r>
-      <w:proofErr w:type="spellEnd"/>
-      <w:r>
-        <w:rPr>
-          <w:sz w:val="28"/>
-          <w:szCs w:val="28"/>
-        </w:rPr>
-        <w:t xml:space="preserve"> = User.id;</w:t>
+        <w:t>JOIN User ON Post.authorId = User.id;</w:t>
       </w:r>
     </w:p>
     <w:p>
@@ -1766,6 +1501,47 @@
           <w:szCs w:val="28"/>
         </w:rPr>
       </w:pPr>
+      <w:r>
+        <w:rPr>
+          <w:sz w:val="28"/>
+          <w:szCs w:val="28"/>
+        </w:rPr>
+        <w:drawing>
+          <wp:inline distT="0" distB="0" distL="0" distR="0" wp14:anchorId="393CDDF6" wp14:editId="26FAAC06">
+            <wp:extent cx="5943600" cy="3223260"/>
+            <wp:effectExtent l="0" t="0" r="0" b="0"/>
+            <wp:docPr id="2048356854" name="Picture 1"/>
+            <wp:cNvGraphicFramePr>
+              <a:graphicFrameLocks xmlns:a="http://schemas.openxmlformats.org/drawingml/2006/main" noChangeAspect="1"/>
+            </wp:cNvGraphicFramePr>
+            <a:graphic xmlns:a="http://schemas.openxmlformats.org/drawingml/2006/main">
+              <a:graphicData uri="http://schemas.openxmlformats.org/drawingml/2006/picture">
+                <pic:pic xmlns:pic="http://schemas.openxmlformats.org/drawingml/2006/picture">
+                  <pic:nvPicPr>
+                    <pic:cNvPr id="2048356854" name=""/>
+                    <pic:cNvPicPr/>
+                  </pic:nvPicPr>
+                  <pic:blipFill>
+                    <a:blip r:embed="rId6"/>
+                    <a:stretch>
+                      <a:fillRect/>
+                    </a:stretch>
+                  </pic:blipFill>
+                  <pic:spPr>
+                    <a:xfrm>
+                      <a:off x="0" y="0"/>
+                      <a:ext cx="5943600" cy="3223260"/>
+                    </a:xfrm>
+                    <a:prstGeom prst="rect">
+                      <a:avLst/>
+                    </a:prstGeom>
+                  </pic:spPr>
+                </pic:pic>
+              </a:graphicData>
+            </a:graphic>
+          </wp:inline>
+        </w:drawing>
+      </w:r>
     </w:p>
     <w:p>
       <w:pPr>
